--- a/rapports/2026-06-06/EQ28/EQ28_sup_v2/DR_061101000061/19-95-44-82.docx
+++ b/rapports/2026-06-06/EQ28/EQ28_sup_v2/DR_061101000061/19-95-44-82.docx
@@ -297,7 +297,7 @@
           <w:color w:val="1F6FEB"/>
           <w:sz w:val="22"/>
         </w:rPr>
-        <w:t>⚠ INCOHÉRENCES À CORRIGER (74)</w:t>
+        <w:t>⚠ INCOHÉRENCES À CORRIGER (72)</w:t>
       </w:r>
     </w:p>
     <w:tbl>
@@ -724,7 +724,7 @@
                 <w:color w:val="16A34A"/>
                 <w:sz w:val="16"/>
               </w:rPr>
-              <w:t>—</w:t>
+              <w:t>s01q32, s01q36, s01q38, s04q37_modif, s02q33, s02q34, s01q00b</w:t>
             </w:r>
           </w:p>
         </w:tc>
@@ -755,7 +755,7 @@
                 <w:i w:val="0"/>
                 <w:sz w:val="17"/>
               </w:rPr>
-              <w:t>Incohérence!!! seulement les écoles privées paient les frais de scolarité (y compris les frais d'inscription).</w:t>
+              <w:t>Peu probable!!! Vu l'âge (17 ans) de Babacar Ndiaye ou l'année à laquelle Babacar Ndiaye a fréquenté l'école pour la dernière fois (.) le dernier diplome de Babacar Ndiaye ne peut être le Certificat d'études primaires (CEP), prière de corriger cette incohérence ou confirmer avec le QG.</w:t>
             </w:r>
           </w:p>
         </w:tc>
@@ -788,7 +788,7 @@
                 <w:i w:val="0"/>
                 <w:sz w:val="16"/>
               </w:rPr>
-              <w:t>S02</w:t>
+              <w:t>S11</w:t>
               <w:br/>
             </w:r>
             <w:r>
@@ -798,7 +798,7 @@
                 <w:color w:val="64748B"/>
                 <w:sz w:val="14"/>
               </w:rPr>
-              <w:t>Éducation</w:t>
+              <w:t>Logement / cadre de vie</w:t>
             </w:r>
           </w:p>
         </w:tc>
@@ -814,7 +814,7 @@
                 <w:color w:val="16A34A"/>
                 <w:sz w:val="16"/>
               </w:rPr>
-              <w:t>s01q32, s01q36, s01q38, s04q37_modif, s02q33, s02q34, s01q00b</w:t>
+              <w:t>—</w:t>
             </w:r>
           </w:p>
         </w:tc>
@@ -845,7 +845,7 @@
                 <w:i w:val="0"/>
                 <w:sz w:val="17"/>
               </w:rPr>
-              <w:t>Peu probable!!! Vu l'âge (17 ans) de Babacar Ndiaye ou l'année à laquelle Babacar Ndiaye a fréquenté l'école pour la dernière fois (.) le dernier diplome de Babacar Ndiaye ne peut être le Certificat d'études primaires (CEP), prière de corriger cette incohérence ou confirmer avec le QG.</w:t>
+              <w:t>Le type de logement est Maison à Etage et le principal matériau de toit est Tôles qui semble incohérent.</w:t>
             </w:r>
           </w:p>
         </w:tc>
@@ -860,10 +860,10 @@
               <w:rPr>
                 <w:b/>
                 <w:i w:val="0"/>
-                <w:color w:val="DC2626"/>
+                <w:color w:val="EA580C"/>
                 <w:sz w:val="16"/>
               </w:rPr>
-              <w:t>Haute</w:t>
+              <w:t>Moyenne</w:t>
             </w:r>
           </w:p>
         </w:tc>
@@ -878,7 +878,7 @@
                 <w:i w:val="0"/>
                 <w:sz w:val="16"/>
               </w:rPr>
-              <w:t>S11</w:t>
+              <w:t>S00</w:t>
               <w:br/>
             </w:r>
             <w:r>
@@ -888,7 +888,7 @@
                 <w:color w:val="64748B"/>
                 <w:sz w:val="14"/>
               </w:rPr>
-              <w:t>Logement / cadre de vie</w:t>
+              <w:t>Identification</w:t>
             </w:r>
           </w:p>
         </w:tc>
@@ -904,7 +904,7 @@
                 <w:color w:val="16A34A"/>
                 <w:sz w:val="16"/>
               </w:rPr>
-              <w:t>—</w:t>
+              <w:t>s00q27</w:t>
             </w:r>
           </w:p>
         </w:tc>
@@ -935,7 +935,7 @@
                 <w:i w:val="0"/>
                 <w:sz w:val="17"/>
               </w:rPr>
-              <w:t>Le type de logement est Maison à Etage et le principal matériau de toit est Tôles qui semble incohérent.</w:t>
+              <w:t>Le questionnaire semble ne pas être complètement fini mais le questionnaire est en statut complet, prière de compléter le questionnaire.</w:t>
             </w:r>
           </w:p>
         </w:tc>
@@ -994,7 +994,7 @@
                 <w:color w:val="16A34A"/>
                 <w:sz w:val="16"/>
               </w:rPr>
-              <w:t>s00q27</w:t>
+              <w:t>—</w:t>
             </w:r>
           </w:p>
         </w:tc>
@@ -1025,7 +1025,7 @@
                 <w:i w:val="0"/>
                 <w:sz w:val="17"/>
               </w:rPr>
-              <w:t>Le questionnaire semble ne pas être complètement fini mais le questionnaire est en statut complet, prière de compléter le questionnaire.</w:t>
+              <w:t>L'adresse ou la localisation du ménage doit être bien renseignée, ne doit pas contenir des numéros de téléphone et elle semble courte pour être une adresse.</w:t>
             </w:r>
           </w:p>
         </w:tc>
@@ -1084,7 +1084,7 @@
                 <w:color w:val="16A34A"/>
                 <w:sz w:val="16"/>
               </w:rPr>
-              <w:t>—</w:t>
+              <w:t>s00q14, s00q16, s00q18</w:t>
             </w:r>
           </w:p>
         </w:tc>
@@ -1115,7 +1115,7 @@
                 <w:i w:val="0"/>
                 <w:sz w:val="17"/>
               </w:rPr>
-              <w:t>L'adresse ou la localisation du ménage doit être bien renseignée, ne doit pas contenir des numéros de téléphone et elle semble courte pour être une adresse.</w:t>
+              <w:t>Prière de renseigner la bonne adresse.Attention! Veillez bien renseigner les contacts dans les questions de 0.14 ou 0.16 ou 0.18.</w:t>
             </w:r>
           </w:p>
         </w:tc>
@@ -1148,7 +1148,7 @@
                 <w:i w:val="0"/>
                 <w:sz w:val="16"/>
               </w:rPr>
-              <w:t>S00</w:t>
+              <w:t>S01</w:t>
               <w:br/>
             </w:r>
             <w:r>
@@ -1158,7 +1158,7 @@
                 <w:color w:val="64748B"/>
                 <w:sz w:val="14"/>
               </w:rPr>
-              <w:t>Identification</w:t>
+              <w:t>Démographie</w:t>
             </w:r>
           </w:p>
         </w:tc>
@@ -1174,7 +1174,7 @@
                 <w:color w:val="16A34A"/>
                 <w:sz w:val="16"/>
               </w:rPr>
-              <w:t>s00q14, s00q16, s00q18</w:t>
+              <w:t>s1q05</w:t>
             </w:r>
           </w:p>
         </w:tc>
@@ -1205,7 +1205,7 @@
                 <w:i w:val="0"/>
                 <w:sz w:val="17"/>
               </w:rPr>
-              <w:t>Prière de renseigner la bonne adresse.Attention! Veillez bien renseigner les contacts dans les questions de 0.14 ou 0.16 ou 0.18.</w:t>
+              <w:t>Attention! Il ne devrait pas avoir NC parmis les modalité de la variable s1q05.</w:t>
             </w:r>
           </w:p>
         </w:tc>
@@ -1264,7 +1264,7 @@
                 <w:color w:val="16A34A"/>
                 <w:sz w:val="16"/>
               </w:rPr>
-              <w:t>s1q05</w:t>
+              <w:t>—</w:t>
             </w:r>
           </w:p>
         </w:tc>
@@ -1295,7 +1295,7 @@
                 <w:i w:val="0"/>
                 <w:sz w:val="17"/>
               </w:rPr>
-              <w:t>Attention! Il ne devrait pas avoir NC parmis les modalité de la variable s1q05.</w:t>
+              <w:t>Soit Aly Diagne dispose d'un acte de naissance soit n'en dispose pas.</w:t>
             </w:r>
           </w:p>
         </w:tc>
@@ -1385,7 +1385,7 @@
                 <w:i w:val="0"/>
                 <w:sz w:val="17"/>
               </w:rPr>
-              <w:t>Soit Aly Diagne dispose d'un acte de naissance soit n'en dispose pas.</w:t>
+              <w:t>Prière de verifier l'information donnée par Babacar Ndiaye ou corriger au niveau de la section 1.</w:t>
             </w:r>
           </w:p>
         </w:tc>
@@ -1444,7 +1444,7 @@
                 <w:color w:val="16A34A"/>
                 <w:sz w:val="16"/>
               </w:rPr>
-              <w:t>—</w:t>
+              <w:t>s01q10_1</w:t>
             </w:r>
           </w:p>
         </w:tc>
@@ -1475,187 +1475,7 @@
                 <w:i w:val="0"/>
                 <w:sz w:val="17"/>
               </w:rPr>
-              <w:t>Prière de verifier l'information donnée par Babacar Ndiaye ou corriger au niveau de la section 1.</w:t>
-            </w:r>
-          </w:p>
-        </w:tc>
-      </w:tr>
-      <w:tr>
-        <w:tc>
-          <w:tcPr>
-            <w:tcW w:type="dxa" w:w="964"/>
-          </w:tcPr>
-          <w:p>
-            <w:r>
-              <w:rPr>
-                <w:b/>
-                <w:i w:val="0"/>
-                <w:color w:val="EA580C"/>
-                <w:sz w:val="16"/>
-              </w:rPr>
-              <w:t>Moyenne</w:t>
-            </w:r>
-          </w:p>
-        </w:tc>
-        <w:tc>
-          <w:tcPr>
-            <w:tcW w:type="dxa" w:w="1247"/>
-          </w:tcPr>
-          <w:p>
-            <w:r>
-              <w:rPr>
-                <w:b/>
-                <w:i w:val="0"/>
-                <w:sz w:val="16"/>
-              </w:rPr>
-              <w:t>S01</w:t>
-              <w:br/>
-            </w:r>
-            <w:r>
-              <w:rPr>
-                <w:b w:val="0"/>
-                <w:i w:val="0"/>
-                <w:color w:val="64748B"/>
-                <w:sz w:val="14"/>
-              </w:rPr>
-              <w:t>Démographie</w:t>
-            </w:r>
-          </w:p>
-        </w:tc>
-        <w:tc>
-          <w:tcPr>
-            <w:tcW w:type="dxa" w:w="1531"/>
-          </w:tcPr>
-          <w:p>
-            <w:r>
-              <w:rPr>
-                <w:b/>
-                <w:i w:val="0"/>
-                <w:color w:val="16A34A"/>
-                <w:sz w:val="16"/>
-              </w:rPr>
-              <w:t>s01q10_1</w:t>
-            </w:r>
-          </w:p>
-        </w:tc>
-        <w:tc>
-          <w:tcPr>
-            <w:tcW w:type="dxa" w:w="1191"/>
-          </w:tcPr>
-          <w:p>
-            <w:r>
-              <w:rPr>
-                <w:b w:val="0"/>
-                <w:i w:val="0"/>
-                <w:color w:val="64748B"/>
-                <w:sz w:val="16"/>
-              </w:rPr>
-              <w:t>GT-CQ</w:t>
-            </w:r>
-          </w:p>
-        </w:tc>
-        <w:tc>
-          <w:tcPr>
-            <w:tcW w:type="dxa" w:w="4706"/>
-          </w:tcPr>
-          <w:p>
-            <w:r>
-              <w:rPr>
-                <w:b w:val="0"/>
-                <w:i w:val="0"/>
-                <w:sz w:val="17"/>
-              </w:rPr>
               <w:t>La taille du ménage lors de l'enquête principale (6) de ce ménage est inférieur à la taille du denombrement (8), prière de fournir des explications concrètes ou aller revisiter le ménage.</w:t>
-            </w:r>
-          </w:p>
-        </w:tc>
-      </w:tr>
-      <w:tr>
-        <w:tc>
-          <w:tcPr>
-            <w:tcW w:type="dxa" w:w="964"/>
-          </w:tcPr>
-          <w:p>
-            <w:r>
-              <w:rPr>
-                <w:b/>
-                <w:i w:val="0"/>
-                <w:color w:val="EA580C"/>
-                <w:sz w:val="16"/>
-              </w:rPr>
-              <w:t>Moyenne</w:t>
-            </w:r>
-          </w:p>
-        </w:tc>
-        <w:tc>
-          <w:tcPr>
-            <w:tcW w:type="dxa" w:w="1247"/>
-          </w:tcPr>
-          <w:p>
-            <w:r>
-              <w:rPr>
-                <w:b/>
-                <w:i w:val="0"/>
-                <w:sz w:val="16"/>
-              </w:rPr>
-              <w:t>S02</w:t>
-              <w:br/>
-            </w:r>
-            <w:r>
-              <w:rPr>
-                <w:b w:val="0"/>
-                <w:i w:val="0"/>
-                <w:color w:val="64748B"/>
-                <w:sz w:val="14"/>
-              </w:rPr>
-              <w:t>Éducation</w:t>
-            </w:r>
-          </w:p>
-        </w:tc>
-        <w:tc>
-          <w:tcPr>
-            <w:tcW w:type="dxa" w:w="1531"/>
-          </w:tcPr>
-          <w:p>
-            <w:r>
-              <w:rPr>
-                <w:b/>
-                <w:i w:val="0"/>
-                <w:color w:val="16A34A"/>
-                <w:sz w:val="16"/>
-              </w:rPr>
-              <w:t>—</w:t>
-            </w:r>
-          </w:p>
-        </w:tc>
-        <w:tc>
-          <w:tcPr>
-            <w:tcW w:type="dxa" w:w="1191"/>
-          </w:tcPr>
-          <w:p>
-            <w:r>
-              <w:rPr>
-                <w:b w:val="0"/>
-                <w:i w:val="0"/>
-                <w:color w:val="64748B"/>
-                <w:sz w:val="16"/>
-              </w:rPr>
-              <w:t>GT-CQ</w:t>
-            </w:r>
-          </w:p>
-        </w:tc>
-        <w:tc>
-          <w:tcPr>
-            <w:tcW w:type="dxa" w:w="4706"/>
-          </w:tcPr>
-          <w:p>
-            <w:r>
-              <w:rPr>
-                <w:b w:val="0"/>
-                <w:i w:val="0"/>
-                <w:sz w:val="17"/>
-              </w:rPr>
-              <w:t>veuillez, s'il vous plait, confirmer les frais de scolarité ( 5000 FCFA) payée de Babacar Ndiaye avec le QG ou apporter les corrections nécessaires.</w:t>
             </w:r>
           </w:p>
         </w:tc>
